--- a/docs/submit/첨부2_2026_금융_AI_Challenge_기능명세서_해빙.docx
+++ b/docs/submit/첨부2_2026_금융_AI_Challenge_기능명세서_해빙.docx
@@ -687,6 +687,9 @@
               </w:tc>
             </w:tr>
             <w:tr>
+              <w:trPr>
+                <w:cantSplit/>
+              </w:trPr>
               <w:tc>
                 <w:tcPr>
                   <w:tcW w:type="dxa" w:w="1600"/>
@@ -801,6 +804,9 @@
               </w:tc>
             </w:tr>
             <w:tr>
+              <w:trPr>
+                <w:cantSplit/>
+              </w:trPr>
               <w:tc>
                 <w:tcPr>
                   <w:tcW w:type="dxa" w:w="1600"/>
@@ -915,6 +921,9 @@
               </w:tc>
             </w:tr>
             <w:tr>
+              <w:trPr>
+                <w:cantSplit/>
+              </w:trPr>
               <w:tc>
                 <w:tcPr>
                   <w:tcW w:type="dxa" w:w="1600"/>
@@ -1029,6 +1038,9 @@
               </w:tc>
             </w:tr>
             <w:tr>
+              <w:trPr>
+                <w:cantSplit/>
+              </w:trPr>
               <w:tc>
                 <w:tcPr>
                   <w:tcW w:type="dxa" w:w="1600"/>
@@ -1143,6 +1155,9 @@
               </w:tc>
             </w:tr>
             <w:tr>
+              <w:trPr>
+                <w:cantSplit/>
+              </w:trPr>
               <w:tc>
                 <w:tcPr>
                   <w:tcW w:type="dxa" w:w="1600"/>
@@ -1257,6 +1272,9 @@
               </w:tc>
             </w:tr>
             <w:tr>
+              <w:trPr>
+                <w:cantSplit/>
+              </w:trPr>
               <w:tc>
                 <w:tcPr>
                   <w:tcW w:type="dxa" w:w="1600"/>
@@ -1371,6 +1389,9 @@
               </w:tc>
             </w:tr>
             <w:tr>
+              <w:trPr>
+                <w:cantSplit/>
+              </w:trPr>
               <w:tc>
                 <w:tcPr>
                   <w:tcW w:type="dxa" w:w="1600"/>
@@ -1485,6 +1506,9 @@
               </w:tc>
             </w:tr>
             <w:tr>
+              <w:trPr>
+                <w:cantSplit/>
+              </w:trPr>
               <w:tc>
                 <w:tcPr>
                   <w:tcW w:type="dxa" w:w="1600"/>
@@ -1599,6 +1623,9 @@
               </w:tc>
             </w:tr>
             <w:tr>
+              <w:trPr>
+                <w:cantSplit/>
+              </w:trPr>
               <w:tc>
                 <w:tcPr>
                   <w:tcW w:type="dxa" w:w="1600"/>
@@ -1713,6 +1740,9 @@
               </w:tc>
             </w:tr>
             <w:tr>
+              <w:trPr>
+                <w:cantSplit/>
+              </w:trPr>
               <w:tc>
                 <w:tcPr>
                   <w:tcW w:type="dxa" w:w="1600"/>
@@ -1827,6 +1857,9 @@
               </w:tc>
             </w:tr>
             <w:tr>
+              <w:trPr>
+                <w:cantSplit/>
+              </w:trPr>
               <w:tc>
                 <w:tcPr>
                   <w:tcW w:type="dxa" w:w="1600"/>
@@ -1941,6 +1974,9 @@
               </w:tc>
             </w:tr>
             <w:tr>
+              <w:trPr>
+                <w:cantSplit/>
+              </w:trPr>
               <w:tc>
                 <w:tcPr>
                   <w:tcW w:type="dxa" w:w="1600"/>
@@ -2055,6 +2091,9 @@
               </w:tc>
             </w:tr>
             <w:tr>
+              <w:trPr>
+                <w:cantSplit/>
+              </w:trPr>
               <w:tc>
                 <w:tcPr>
                   <w:tcW w:type="dxa" w:w="1600"/>
@@ -2659,7 +2698,25 @@
                 <w:sz w:val="21"/>
                 <w:szCs w:val="21"/>
               </w:rPr>
-              <w:t xml:space="preserve">제출 준비도 점검은 AI가 아닌 결정적 규칙으로 수행 ㅡ 확인되지 않은 값·필수 증빙 누락·자료 간 충돌을 보는 고정 규칙이라 같은 입력이면 언제나 같은 결과가 나오며, 임의 점수 계산을 사용하지 않고 해제 여부·승인 가능성도 예측하지 않음</w:t>
+              <w:t xml:space="preserve">제출 준비도 점검은 AI가 아닌 </w:t>
+            </w:r>
+            <w:r>
+              <w:rPr>
+                <w:rFonts w:ascii="맑은 고딕" w:cs="맑은 고딕" w:eastAsia="맑은 고딕" w:hAnsi="맑은 고딕"/>
+                <w:b/>
+                <w:bCs/>
+                <w:sz w:val="21"/>
+                <w:szCs w:val="21"/>
+              </w:rPr>
+              <w:t xml:space="preserve">결정적 규칙</w:t>
+            </w:r>
+            <w:r>
+              <w:rPr>
+                <w:rFonts w:ascii="맑은 고딕" w:cs="맑은 고딕" w:eastAsia="맑은 고딕" w:hAnsi="맑은 고딕"/>
+                <w:sz w:val="21"/>
+                <w:szCs w:val="21"/>
+              </w:rPr>
+              <w:t xml:space="preserve">으로 수행 ㅡ 확인되지 않은 값·필수 증빙 누락·자료 간 충돌을 보는 고정 규칙이라 같은 입력이면 언제나 같은 결과가 나오며, 임의 점수 계산을 사용하지 않고 해제 여부·승인 가능성도 예측하지 않음</w:t>
             </w:r>
           </w:p>
           <w:p>

--- a/docs/submit/첨부2_2026_금융_AI_Challenge_기능명세서_해빙.docx
+++ b/docs/submit/첨부2_2026_금융_AI_Challenge_기능명세서_해빙.docx
@@ -742,7 +742,7 @@
                       <w:sz w:val="19"/>
                       <w:szCs w:val="19"/>
                     </w:rPr>
-                    <w:t xml:space="preserve">6개 선택형 문항으로 계좌 상황과 준비도 점검에 필요한 정보를 입력받고, 지급정지일·공고일로 이의제기 기한을 자동 계산한다. 물품 거래를 고르면 거래 방식 문항이 하나 더 붙는다. 증빙 자료가 없어도 진행 가능</w:t>
+                    <w:t xml:space="preserve">6개 선택형 문항으로 계좌 상황과 준비도 점검에 필요한 정보를 입력받는다. 날짜 선택·금액 직접 입력·선택 칩이 섞여 있으며, 물품 거래를 고르면 거래 방식 문항이 하나 더 붙는다. 증빙 자료가 없어도 진행 가능</w:t>
                   </w:r>
                 </w:p>
               </w:tc>
@@ -831,7 +831,7 @@
                       <w:sz w:val="19"/>
                       <w:szCs w:val="19"/>
                     </w:rPr>
-                    <w:t xml:space="preserve">증거 이미지 자동 판독</w:t>
+                    <w:t xml:space="preserve">이의제기 기한 계산</w:t>
                   </w:r>
                 </w:p>
               </w:tc>
@@ -859,7 +859,7 @@
                       <w:sz w:val="19"/>
                       <w:szCs w:val="19"/>
                     </w:rPr>
-                    <w:t xml:space="preserve">카카오톡 대화, 거래내역, 송장 등 최대 10장의 이미지를 업로드하면 AI가 대화 내용·금액·시점을 자동으로 읽어낸다. 전송 전 브라우저에서 개인정보를 가리며 원본 이미지는 서버에 저장하지 않는다</w:t>
+                    <w:t xml:space="preserve">지급정지일과 채권소멸절차 개시 공고일로 이의제기 기한과 남은 날짜를 계산해 화면 상단에 상시 표시한다. 기한이 임박하면 강조한다</w:t>
                   </w:r>
                 </w:p>
               </w:tc>
@@ -887,7 +887,7 @@
                       <w:sz w:val="19"/>
                       <w:szCs w:val="19"/>
                     </w:rPr>
-                    <w:t xml:space="preserve">증거 정리 화면</w:t>
+                    <w:t xml:space="preserve">전체 화면</w:t>
                   </w:r>
                 </w:p>
               </w:tc>
@@ -948,7 +948,7 @@
                       <w:sz w:val="19"/>
                       <w:szCs w:val="19"/>
                     </w:rPr>
-                    <w:t xml:space="preserve">추출 결과 사용자 확인</w:t>
+                    <w:t xml:space="preserve">증거 이미지 자동 판독</w:t>
                   </w:r>
                 </w:p>
               </w:tc>
@@ -976,7 +976,7 @@
                       <w:sz w:val="19"/>
                       <w:szCs w:val="19"/>
                     </w:rPr>
-                    <w:t xml:space="preserve">AI가 읽어낸 내용을 사건 카드로 보여주고 사용자가 직접 확인·수정한다. 날짜·금액의 신뢰도가 낮거나 날짜를 읽지 못한 카드는 확인해야 다음 단계로 넘어갈 수 있다</w:t>
+                    <w:t xml:space="preserve">카카오톡 대화, 거래내역, 송장 등 최대 10장의 이미지를 업로드하면 AI가 대화 내용·금액·시점을 자동으로 읽어낸다. 이미지 안의 문자가 지시문 형태여도 명령으로 따르지 않고 데이터로만 처리한다</w:t>
                   </w:r>
                 </w:p>
               </w:tc>
@@ -1065,7 +1065,7 @@
                       <w:sz w:val="19"/>
                       <w:szCs w:val="19"/>
                     </w:rPr>
-                    <w:t xml:space="preserve">타임라인 재구성 및 증거 공백 표시</w:t>
+                    <w:t xml:space="preserve">추출 결과 사용자 확인</w:t>
                   </w:r>
                 </w:p>
               </w:tc>
@@ -1093,7 +1093,7 @@
                       <w:sz w:val="19"/>
                       <w:szCs w:val="19"/>
                     </w:rPr>
-                    <w:t xml:space="preserve">추출된 정보를 시간 순서대로 정리하고 반복되는 정기 거래는 하나로 묶으며, 소명에 필요한데 빠진 자료가 있으면 화면에 표시해 알려준다</w:t>
+                    <w:t xml:space="preserve">AI가 읽어낸 내용을 사건 카드로 보여주고 사용자가 직접 확인·수정한다. 날짜·금액의 신뢰도가 낮거나 날짜를 읽지 못한 카드는 확인해야 다음 단계로 넘어갈 수 있다 — AI 오독이 그대로 은행에 가지 않게 하는 장치</w:t>
                   </w:r>
                 </w:p>
               </w:tc>
@@ -1182,7 +1182,7 @@
                       <w:sz w:val="19"/>
                       <w:szCs w:val="19"/>
                     </w:rPr>
-                    <w:t xml:space="preserve">제출 준비도 점검</w:t>
+                    <w:t xml:space="preserve">타임라인 재구성 및 증거 공백 표시</w:t>
                   </w:r>
                 </w:p>
               </w:tc>
@@ -1210,7 +1210,7 @@
                       <w:sz w:val="19"/>
                       <w:szCs w:val="19"/>
                     </w:rPr>
-                    <w:t xml:space="preserve">확인되지 않은 값·필수 증빙 누락·자료 간 충돌을 결정적 규칙으로 따져 제출 준비 완료 / 증빙 보완 필요 / 은행 확인 필요 중 하나와 그 근거를 제시한다. 해제 여부나 승인 가능성은 예측하지 않으며 최종 판단이 은행에 있음을 함께 표시한다</w:t>
+                    <w:t xml:space="preserve">추출된 정보를 시간 순서대로 정리하고 반복되는 정기 거래는 하나로 묶으며, 소명에 필요한데 빠진 자료가 있으면 화면에 표시해 알려준다. 정렬·병합·공백 탐지는 AI가 아닌 결정적 로직이 처리한다</w:t>
                   </w:r>
                 </w:p>
               </w:tc>
@@ -1238,7 +1238,7 @@
                       <w:sz w:val="19"/>
                       <w:szCs w:val="19"/>
                     </w:rPr>
-                    <w:t xml:space="preserve">준비도 화면</w:t>
+                    <w:t xml:space="preserve">증거 정리 화면</w:t>
                   </w:r>
                 </w:p>
               </w:tc>
@@ -1299,7 +1299,7 @@
                       <w:sz w:val="19"/>
                       <w:szCs w:val="19"/>
                     </w:rPr>
-                    <w:t xml:space="preserve">소명서 자동 작성</w:t>
+                    <w:t xml:space="preserve">제출 준비도 점검</w:t>
                   </w:r>
                 </w:p>
               </w:tc>
@@ -1327,7 +1327,7 @@
                       <w:sz w:val="19"/>
                       <w:szCs w:val="19"/>
                     </w:rPr>
-                    <w:t xml:space="preserve">정리된 타임라인과 준비도 점검 결과를 바탕으로 은행 제출용 사실 진술서 초안을 자동으로 작성하고, 근거 없는 내용이 들어가지 않았는지 자동으로 검증한다</w:t>
+                    <w:t xml:space="preserve">사용자 확인 완료 여부·필수 증빙 누락·자료 간 금액 충돌·은행 내규로는 알 수 없는 항목 네 가지를 결정적 규칙으로 따져 제출 준비 완료 / 증빙 보완 필요 / 은행 확인 필요 중 하나와 그 근거를 제시한다. 승인·기각은 예측하지 않으며 세 상태 모두에 최종 판단이 은행에 있음을 병기한다</w:t>
                   </w:r>
                 </w:p>
               </w:tc>
@@ -1355,7 +1355,7 @@
                       <w:sz w:val="19"/>
                       <w:szCs w:val="19"/>
                     </w:rPr>
-                    <w:t xml:space="preserve">소명서 화면</w:t>
+                    <w:t xml:space="preserve">준비도 화면</w:t>
                   </w:r>
                 </w:p>
               </w:tc>
@@ -1416,7 +1416,7 @@
                       <w:sz w:val="19"/>
                       <w:szCs w:val="19"/>
                     </w:rPr>
-                    <w:t xml:space="preserve">문장별 근거 원본 연결</w:t>
+                    <w:t xml:space="preserve">소명서 자동 작성</w:t>
                   </w:r>
                 </w:p>
               </w:tc>
@@ -1444,7 +1444,7 @@
                       <w:sz w:val="19"/>
                       <w:szCs w:val="19"/>
                     </w:rPr>
-                    <w:t xml:space="preserve">소명서의 각 문장이 어느 캡처에서 나온 것인지 연결해, 사용자가 원본을 열어 대조하고 틀린 문장을 제외한 뒤 다시 만들 수 있다</w:t>
+                    <w:t xml:space="preserve">정리된 타임라인과 준비도 점검 결과를 바탕으로 은행 제출용 사실 진술서 초안을 자동으로 작성하고, LLM을 호출하지 않는 결정적 검증기가 근거 없는 문장을 걸러낸다</w:t>
                   </w:r>
                 </w:p>
               </w:tc>
@@ -1533,7 +1533,7 @@
                       <w:sz w:val="19"/>
                       <w:szCs w:val="19"/>
                     </w:rPr>
-                    <w:t xml:space="preserve">첨부 서류 체크리스트</w:t>
+                    <w:t xml:space="preserve">문장별 근거 원본 연결</w:t>
                   </w:r>
                 </w:p>
               </w:tc>
@@ -1561,7 +1561,7 @@
                       <w:sz w:val="19"/>
                       <w:szCs w:val="19"/>
                     </w:rPr>
-                    <w:t xml:space="preserve">거래 유형에 맞는 법정 첨부서류와 금융감독원 표준 소명자료를 보유·미보유로 정리해 무엇을 더 준비해야 하는지 알려준다. 이 목록은 화면에만 두고 제출본에는 넣지 않는다</w:t>
+                    <w:t xml:space="preserve">소명서의 각 문장이 어느 캡처에서 나온 것인지 연결해, 사용자가 원본 이미지를 열어 직접 대조할 수 있다</w:t>
                   </w:r>
                 </w:p>
               </w:tc>
@@ -1650,7 +1650,7 @@
                       <w:sz w:val="19"/>
                       <w:szCs w:val="19"/>
                     </w:rPr>
-                    <w:t xml:space="preserve">이의제기신청서 작성 지원</w:t>
+                    <w:t xml:space="preserve">첨부 서류 체크리스트</w:t>
                   </w:r>
                 </w:p>
               </w:tc>
@@ -1678,7 +1678,7 @@
                       <w:sz w:val="19"/>
                       <w:szCs w:val="19"/>
                     </w:rPr>
-                    <w:t xml:space="preserve">시행령 별지 제4호서식의 11개 항목을 입력받아 서식 그대로 채워진 신청서를 만든다. 모두 선택 입력이라 빈 칸은 공란으로 나가며, 서명란은 사용자가 출력해 자필로 서명한다</w:t>
+                    <w:t xml:space="preserve">거래 유형에 맞는 법정 첨부서류와 금융감독원 표준 소명자료를 보유·미보유로 정리해 무엇을 더 준비해야 하는지 알려준다. 이 목록은 화면에만 두고 제출본에는 넣지 않는다</w:t>
                   </w:r>
                 </w:p>
               </w:tc>
@@ -1767,6 +1767,240 @@
                       <w:sz w:val="19"/>
                       <w:szCs w:val="19"/>
                     </w:rPr>
+                    <w:t xml:space="preserve">이의제기신청서 작성 지원</w:t>
+                  </w:r>
+                </w:p>
+              </w:tc>
+              <w:tc>
+                <w:tcPr>
+                  <w:tcW w:type="dxa" w:w="4500"/>
+                  <w:tcMar>
+                    <w:top w:type="dxa" w:w="100"/>
+                    <w:left w:type="dxa" w:w="110"/>
+                    <w:bottom w:type="dxa" w:w="100"/>
+                    <w:right w:type="dxa" w:w="110"/>
+                  </w:tcMar>
+                  <w:vAlign w:val="center"/>
+                </w:tcPr>
+                <w:p>
+                  <w:pPr>
+                    <w:spacing w:line="300" w:lineRule="atLeast"/>
+                    <w:jc w:val="left"/>
+                  </w:pPr>
+                  <w:r>
+                    <w:rPr>
+                      <w:rFonts w:ascii="맑은 고딕" w:cs="맑은 고딕" w:eastAsia="맑은 고딕" w:hAnsi="맑은 고딕"/>
+                      <w:b w:val="false"/>
+                      <w:bCs w:val="false"/>
+                      <w:sz w:val="19"/>
+                      <w:szCs w:val="19"/>
+                    </w:rPr>
+                    <w:t xml:space="preserve">시행령 별지 제4호서식 원본에 입력값을 덧그려 작성 지원본을 만든다. 11개 항목 모두 선택 입력이라 빈 칸은 공란으로 나가며, 서명란은 사용자가 출력해 자필로 서명한다</w:t>
+                  </w:r>
+                </w:p>
+              </w:tc>
+              <w:tc>
+                <w:tcPr>
+                  <w:tcW w:type="dxa" w:w="1900"/>
+                  <w:tcMar>
+                    <w:top w:type="dxa" w:w="100"/>
+                    <w:left w:type="dxa" w:w="110"/>
+                    <w:bottom w:type="dxa" w:w="100"/>
+                    <w:right w:type="dxa" w:w="110"/>
+                  </w:tcMar>
+                  <w:vAlign w:val="center"/>
+                </w:tcPr>
+                <w:p>
+                  <w:pPr>
+                    <w:spacing w:line="300" w:lineRule="atLeast"/>
+                    <w:jc w:val="center"/>
+                  </w:pPr>
+                  <w:r>
+                    <w:rPr>
+                      <w:rFonts w:ascii="맑은 고딕" w:cs="맑은 고딕" w:eastAsia="맑은 고딕" w:hAnsi="맑은 고딕"/>
+                      <w:b w:val="false"/>
+                      <w:bCs w:val="false"/>
+                      <w:sz w:val="19"/>
+                      <w:szCs w:val="19"/>
+                    </w:rPr>
+                    <w:t xml:space="preserve">소명서 화면</w:t>
+                  </w:r>
+                </w:p>
+              </w:tc>
+              <w:tc>
+                <w:tcPr>
+                  <w:tcW w:type="dxa" w:w="1706"/>
+                  <w:tcMar>
+                    <w:top w:type="dxa" w:w="100"/>
+                    <w:left w:type="dxa" w:w="110"/>
+                    <w:bottom w:type="dxa" w:w="100"/>
+                    <w:right w:type="dxa" w:w="110"/>
+                  </w:tcMar>
+                  <w:vAlign w:val="center"/>
+                </w:tcPr>
+                <w:p>
+                  <w:pPr>
+                    <w:spacing w:line="300" w:lineRule="atLeast"/>
+                    <w:jc w:val="center"/>
+                  </w:pPr>
+                  <w:r>
+                    <w:rPr>
+                      <w:rFonts w:ascii="맑은 고딕" w:cs="맑은 고딕" w:eastAsia="맑은 고딕" w:hAnsi="맑은 고딕"/>
+                      <w:b w:val="false"/>
+                      <w:bCs w:val="false"/>
+                      <w:sz w:val="19"/>
+                      <w:szCs w:val="19"/>
+                    </w:rPr>
+                    <w:t xml:space="preserve">완료</w:t>
+                  </w:r>
+                </w:p>
+              </w:tc>
+            </w:tr>
+            <w:tr>
+              <w:trPr>
+                <w:cantSplit/>
+              </w:trPr>
+              <w:tc>
+                <w:tcPr>
+                  <w:tcW w:type="dxa" w:w="1600"/>
+                  <w:tcMar>
+                    <w:top w:type="dxa" w:w="100"/>
+                    <w:left w:type="dxa" w:w="110"/>
+                    <w:bottom w:type="dxa" w:w="100"/>
+                    <w:right w:type="dxa" w:w="110"/>
+                  </w:tcMar>
+                  <w:vAlign w:val="center"/>
+                </w:tcPr>
+                <w:p>
+                  <w:pPr>
+                    <w:spacing w:line="300" w:lineRule="atLeast"/>
+                    <w:jc w:val="left"/>
+                  </w:pPr>
+                  <w:r>
+                    <w:rPr>
+                      <w:rFonts w:ascii="맑은 고딕" w:cs="맑은 고딕" w:eastAsia="맑은 고딕" w:hAnsi="맑은 고딕"/>
+                      <w:b w:val="false"/>
+                      <w:bCs w:val="false"/>
+                      <w:sz w:val="19"/>
+                      <w:szCs w:val="19"/>
+                    </w:rPr>
+                    <w:t xml:space="preserve">다운로드 전 미리보기·수정</w:t>
+                  </w:r>
+                </w:p>
+              </w:tc>
+              <w:tc>
+                <w:tcPr>
+                  <w:tcW w:type="dxa" w:w="4500"/>
+                  <w:tcMar>
+                    <w:top w:type="dxa" w:w="100"/>
+                    <w:left w:type="dxa" w:w="110"/>
+                    <w:bottom w:type="dxa" w:w="100"/>
+                    <w:right w:type="dxa" w:w="110"/>
+                  </w:tcMar>
+                  <w:vAlign w:val="center"/>
+                </w:tcPr>
+                <w:p>
+                  <w:pPr>
+                    <w:spacing w:line="300" w:lineRule="atLeast"/>
+                    <w:jc w:val="left"/>
+                  </w:pPr>
+                  <w:r>
+                    <w:rPr>
+                      <w:rFonts w:ascii="맑은 고딕" w:cs="맑은 고딕" w:eastAsia="맑은 고딕" w:hAnsi="맑은 고딕"/>
+                      <w:b w:val="false"/>
+                      <w:bCs w:val="false"/>
+                      <w:sz w:val="19"/>
+                      <w:szCs w:val="19"/>
+                    </w:rPr>
+                    <w:t xml:space="preserve">내려받기 전에 실제로 나갈 PDF를 그대로 미리 보고, 틀린 문장을 제외한 뒤 다시 만들 수 있다</w:t>
+                  </w:r>
+                </w:p>
+              </w:tc>
+              <w:tc>
+                <w:tcPr>
+                  <w:tcW w:type="dxa" w:w="1900"/>
+                  <w:tcMar>
+                    <w:top w:type="dxa" w:w="100"/>
+                    <w:left w:type="dxa" w:w="110"/>
+                    <w:bottom w:type="dxa" w:w="100"/>
+                    <w:right w:type="dxa" w:w="110"/>
+                  </w:tcMar>
+                  <w:vAlign w:val="center"/>
+                </w:tcPr>
+                <w:p>
+                  <w:pPr>
+                    <w:spacing w:line="300" w:lineRule="atLeast"/>
+                    <w:jc w:val="center"/>
+                  </w:pPr>
+                  <w:r>
+                    <w:rPr>
+                      <w:rFonts w:ascii="맑은 고딕" w:cs="맑은 고딕" w:eastAsia="맑은 고딕" w:hAnsi="맑은 고딕"/>
+                      <w:b w:val="false"/>
+                      <w:bCs w:val="false"/>
+                      <w:sz w:val="19"/>
+                      <w:szCs w:val="19"/>
+                    </w:rPr>
+                    <w:t xml:space="preserve">소명서 화면</w:t>
+                  </w:r>
+                </w:p>
+              </w:tc>
+              <w:tc>
+                <w:tcPr>
+                  <w:tcW w:type="dxa" w:w="1706"/>
+                  <w:tcMar>
+                    <w:top w:type="dxa" w:w="100"/>
+                    <w:left w:type="dxa" w:w="110"/>
+                    <w:bottom w:type="dxa" w:w="100"/>
+                    <w:right w:type="dxa" w:w="110"/>
+                  </w:tcMar>
+                  <w:vAlign w:val="center"/>
+                </w:tcPr>
+                <w:p>
+                  <w:pPr>
+                    <w:spacing w:line="300" w:lineRule="atLeast"/>
+                    <w:jc w:val="center"/>
+                  </w:pPr>
+                  <w:r>
+                    <w:rPr>
+                      <w:rFonts w:ascii="맑은 고딕" w:cs="맑은 고딕" w:eastAsia="맑은 고딕" w:hAnsi="맑은 고딕"/>
+                      <w:b w:val="false"/>
+                      <w:bCs w:val="false"/>
+                      <w:sz w:val="19"/>
+                      <w:szCs w:val="19"/>
+                    </w:rPr>
+                    <w:t xml:space="preserve">완료</w:t>
+                  </w:r>
+                </w:p>
+              </w:tc>
+            </w:tr>
+            <w:tr>
+              <w:trPr>
+                <w:cantSplit/>
+              </w:trPr>
+              <w:tc>
+                <w:tcPr>
+                  <w:tcW w:type="dxa" w:w="1600"/>
+                  <w:tcMar>
+                    <w:top w:type="dxa" w:w="100"/>
+                    <w:left w:type="dxa" w:w="110"/>
+                    <w:bottom w:type="dxa" w:w="100"/>
+                    <w:right w:type="dxa" w:w="110"/>
+                  </w:tcMar>
+                  <w:vAlign w:val="center"/>
+                </w:tcPr>
+                <w:p>
+                  <w:pPr>
+                    <w:spacing w:line="300" w:lineRule="atLeast"/>
+                    <w:jc w:val="left"/>
+                  </w:pPr>
+                  <w:r>
+                    <w:rPr>
+                      <w:rFonts w:ascii="맑은 고딕" w:cs="맑은 고딕" w:eastAsia="맑은 고딕" w:hAnsi="맑은 고딕"/>
+                      <w:b w:val="false"/>
+                      <w:bCs w:val="false"/>
+                      <w:sz w:val="19"/>
+                      <w:szCs w:val="19"/>
+                    </w:rPr>
                     <w:t xml:space="preserve">제출 패키지 내보내기</w:t>
                   </w:r>
                 </w:p>
@@ -1795,7 +2029,7 @@
                       <w:sz w:val="19"/>
                       <w:szCs w:val="19"/>
                     </w:rPr>
-                    <w:t xml:space="preserve">표지·이의제기신청서·사실관계 진술서·거래 타임라인·증빙자료 목록·원본 이미지를 한 개의 PDF로 묶어 내려받는다. 다운로드 전 미리보기에서 최종 확인할 수 있다</w:t>
+                    <w:t xml:space="preserve">표지·이의제기신청서·사실관계 진술서·거래 타임라인·증빙자료 목록·원본 이미지를 한 개의 PDF로 묶어 내려받는다</w:t>
                   </w:r>
                 </w:p>
               </w:tc>
@@ -2317,7 +2551,7 @@
                 <w:sz w:val="21"/>
                 <w:szCs w:val="21"/>
               </w:rPr>
-              <w:t xml:space="preserve">URL 접속 ㅡ 진입 화면 상단에 “지금 협박 연락을 받고 있다면 돈을 보내지 마세요 · 메시지를 지우지 마세요 · 답장하지 마세요” 안내를 항상 표시하고, 판독 과정에서 협박이 감지되면 이후 화면 상단에도 같은 배너를 고정</w:t>
+              <w:t xml:space="preserve">URL 접속 ㅡ 진입 화면 상단에 “지금 협박 연락을 받고 있다면: 돈을 보내지 마세요 · 메시지를 지우지 마세요 · 답장하지 마세요” 안내를 항상 표시하고, 판독 과정에서 협박이 감지되면 이후 화면 상단에도 같은 배너를 고정</w:t>
             </w:r>
           </w:p>
           <w:p>
@@ -2401,7 +2635,7 @@
                 <w:sz w:val="21"/>
                 <w:szCs w:val="21"/>
               </w:rPr>
-              <w:t xml:space="preserve">준비도 화면에서 </w:t>
+              <w:t xml:space="preserve">준비도 화면에서 세 항목(</w:t>
             </w:r>
             <w:r>
               <w:rPr>
@@ -2411,15 +2645,33 @@
                 <w:sz w:val="21"/>
                 <w:szCs w:val="21"/>
               </w:rPr>
-              <w:t xml:space="preserve">제출 준비 완료 / 증빙 보완 필요 / 은행 확인 필요</w:t>
-            </w:r>
-            <w:r>
-              <w:rPr>
-                <w:rFonts w:ascii="맑은 고딕" w:cs="맑은 고딕" w:eastAsia="맑은 고딕" w:hAnsi="맑은 고딕"/>
-                <w:sz w:val="21"/>
-                <w:szCs w:val="21"/>
-              </w:rPr>
-              <w:t xml:space="preserve"> 세 상태 중 하나와 그 근거(확인 안 된 자료, 누락 증빙, 자료 간 충돌)를 확인. 세 상태 모두에 “최종 판단은 은행이 합니다”를 병기하며 해제 여부는 예측하지 않음</w:t>
+              <w:t xml:space="preserve">자료 확인 · 필수 증빙 · 은행 확인 사항</w:t>
+            </w:r>
+            <w:r>
+              <w:rPr>
+                <w:rFonts w:ascii="맑은 고딕" w:cs="맑은 고딕" w:eastAsia="맑은 고딕" w:hAnsi="맑은 고딕"/>
+                <w:sz w:val="21"/>
+                <w:szCs w:val="21"/>
+              </w:rPr>
+              <w:t xml:space="preserve">) 대조 결과와 도장(</w:t>
+            </w:r>
+            <w:r>
+              <w:rPr>
+                <w:rFonts w:ascii="맑은 고딕" w:cs="맑은 고딕" w:eastAsia="맑은 고딕" w:hAnsi="맑은 고딕"/>
+                <w:b/>
+                <w:bCs/>
+                <w:sz w:val="21"/>
+                <w:szCs w:val="21"/>
+              </w:rPr>
+              <w:t xml:space="preserve">완료 / 보완 / 확인</w:t>
+            </w:r>
+            <w:r>
+              <w:rPr>
+                <w:rFonts w:ascii="맑은 고딕" w:cs="맑은 고딕" w:eastAsia="맑은 고딕" w:hAnsi="맑은 고딕"/>
+                <w:sz w:val="21"/>
+                <w:szCs w:val="21"/>
+              </w:rPr>
+              <w:t xml:space="preserve">), 그리고 “최종 판단은 은행이 합니다” 안내를 확인. 승인·기각은 예측하지 않음</w:t>
             </w:r>
           </w:p>
           <w:p>
@@ -2654,7 +2906,25 @@
                 <w:sz w:val="21"/>
                 <w:szCs w:val="21"/>
               </w:rPr>
-              <w:t xml:space="preserve"> ㅡ 연도가 없는 은행 캡처가 흔해 기준 시점이 함께 전달될 때만 연도를 추론하고, 추론한 값은 신뢰도를 항상 낮음으로 강제해 사용자 확인 전에는 다음 단계로 넘어가지 못함</w:t>
+              <w:t xml:space="preserve"> ㅡ 연도가 없는 은행 캡처가 흔해 기준 시점이 함께 전달될 때만 연도를 추론하고, 추론한 값은 신뢰도를 항상 낮음으로 강제해 사용자 확인 전에는 다음 단계로 넘어가지 못함. </w:t>
+            </w:r>
+            <w:r>
+              <w:rPr>
+                <w:rFonts w:ascii="맑은 고딕" w:cs="맑은 고딕" w:eastAsia="맑은 고딕" w:hAnsi="맑은 고딕"/>
+                <w:b/>
+                <w:bCs/>
+                <w:sz w:val="21"/>
+                <w:szCs w:val="21"/>
+              </w:rPr>
+              <w:t xml:space="preserve">이미지 안의 문자가 지시문 형태여도 명령으로 따르지 않고 데이터로만 처리</w:t>
+            </w:r>
+            <w:r>
+              <w:rPr>
+                <w:rFonts w:ascii="맑은 고딕" w:cs="맑은 고딕" w:eastAsia="맑은 고딕" w:hAnsi="맑은 고딕"/>
+                <w:sz w:val="21"/>
+                <w:szCs w:val="21"/>
+              </w:rPr>
+              <w:t xml:space="preserve">함</w:t>
             </w:r>
           </w:p>
           <w:p>
@@ -2676,7 +2946,35 @@
                 <w:sz w:val="21"/>
                 <w:szCs w:val="21"/>
               </w:rPr>
-              <w:t xml:space="preserve">소명서 생성 ㅡ 정리된 타임라인과 준비도 점검 결과를 입력받아 사실 진술서 초안을 생성. 타임라인에 없는 사실, 법률적 주장, 감정 호소는 AI 생성 규칙으로 금지하고, 생성 후 날짜·금액·식별자를 타임라인과 대조해 근거 없는 문장은 제거 후 재생성함</w:t>
+              <w:t xml:space="preserve">소명서 생성 ㅡ 정리된 타임라인과 준비도 점검 결과를 입력받아 사실 진술서 초안을 생성. 타임라인에 없는 사실, 법률적 주장, 감정 호소는 프롬프트로 1차 금지하고, </w:t>
+            </w:r>
+            <w:r>
+              <w:rPr>
+                <w:rFonts w:ascii="맑은 고딕" w:cs="맑은 고딕" w:eastAsia="맑은 고딕" w:hAnsi="맑은 고딕"/>
+                <w:b/>
+                <w:bCs/>
+                <w:sz w:val="21"/>
+                <w:szCs w:val="21"/>
+              </w:rPr>
+              <w:t xml:space="preserve">LLM을 호출하지 않는 결정적 검증기</w:t>
+            </w:r>
+            <w:r>
+              <w:rPr>
+                <w:rFonts w:ascii="맑은 고딕" w:cs="맑은 고딕" w:eastAsia="맑은 고딕" w:hAnsi="맑은 고딕"/>
+                <w:sz w:val="21"/>
+                <w:szCs w:val="21"/>
+              </w:rPr>
+              <w:t xml:space="preserve">가 후처리에서 다시 강제함 ㅡ 문장의 날짜·시각·금액·반복 횟수를 근거와 대조해 맞지 않는 문장과 결과 예측·법률 주장·감정 호소가 든 문장을 자동 삭제한 뒤 다시 생성. 적대적 문장 15종 주입 실측에서 차단률 </w:t>
+            </w:r>
+            <w:r>
+              <w:rPr>
+                <w:rFonts w:ascii="맑은 고딕" w:cs="맑은 고딕" w:eastAsia="맑은 고딕" w:hAnsi="맑은 고딕"/>
+                <w:b/>
+                <w:bCs/>
+                <w:sz w:val="21"/>
+                <w:szCs w:val="21"/>
+              </w:rPr>
+              <w:t xml:space="preserve">100%(15/15)</w:t>
             </w:r>
           </w:p>
           <w:p>
@@ -2695,28 +2993,38 @@
             <w:r>
               <w:rPr>
                 <w:rFonts w:ascii="맑은 고딕" w:cs="맑은 고딕" w:eastAsia="맑은 고딕" w:hAnsi="맑은 고딕"/>
-                <w:sz w:val="21"/>
-                <w:szCs w:val="21"/>
-              </w:rPr>
-              <w:t xml:space="preserve">제출 준비도 점검은 AI가 아닌 </w:t>
-            </w:r>
-            <w:r>
-              <w:rPr>
-                <w:rFonts w:ascii="맑은 고딕" w:cs="맑은 고딕" w:eastAsia="맑은 고딕" w:hAnsi="맑은 고딕"/>
                 <w:b/>
                 <w:bCs/>
                 <w:sz w:val="21"/>
                 <w:szCs w:val="21"/>
               </w:rPr>
-              <w:t xml:space="preserve">결정적 규칙</w:t>
-            </w:r>
-            <w:r>
-              <w:rPr>
-                <w:rFonts w:ascii="맑은 고딕" w:cs="맑은 고딕" w:eastAsia="맑은 고딕" w:hAnsi="맑은 고딕"/>
-                <w:sz w:val="21"/>
-                <w:szCs w:val="21"/>
-              </w:rPr>
-              <w:t xml:space="preserve">으로 수행 ㅡ 확인되지 않은 값·필수 증빙 누락·자료 간 충돌을 보는 고정 규칙이라 같은 입력이면 언제나 같은 결과가 나오며, 임의 점수 계산을 사용하지 않고 해제 여부·승인 가능성도 예측하지 않음</w:t>
+              <w:t xml:space="preserve">타임라인 재구성과 준비도 점검은 AI가 하지 않음</w:t>
+            </w:r>
+            <w:r>
+              <w:rPr>
+                <w:rFonts w:ascii="맑은 고딕" w:cs="맑은 고딕" w:eastAsia="맑은 고딕" w:hAnsi="맑은 고딕"/>
+                <w:sz w:val="21"/>
+                <w:szCs w:val="21"/>
+              </w:rPr>
+              <w:t xml:space="preserve"> ㅡ LLM의 역할은 이벤트 추출까지이고, 시간순 정렬·중복 병합 후보 산출·증거 공백 탐지·준비도 산출은 모두 </w:t>
+            </w:r>
+            <w:r>
+              <w:rPr>
+                <w:rFonts w:ascii="맑은 고딕" w:cs="맑은 고딕" w:eastAsia="맑은 고딕" w:hAnsi="맑은 고딕"/>
+                <w:b/>
+                <w:bCs/>
+                <w:sz w:val="21"/>
+                <w:szCs w:val="21"/>
+              </w:rPr>
+              <w:t xml:space="preserve">LLM을 호출하지 않는 결정적 로직</w:t>
+            </w:r>
+            <w:r>
+              <w:rPr>
+                <w:rFonts w:ascii="맑은 고딕" w:cs="맑은 고딕" w:eastAsia="맑은 고딕" w:hAnsi="맑은 고딕"/>
+                <w:sz w:val="21"/>
+                <w:szCs w:val="21"/>
+              </w:rPr>
+              <w:t xml:space="preserve">이라 같은 입력이면 언제나 같은 결과가 나옴. 임의 점수 계산을 쓰지 않고 해제 여부·승인 가능성도 예측하지 않음</w:t>
             </w:r>
           </w:p>
           <w:p>
@@ -2782,7 +3090,7 @@
                 <w:sz w:val="21"/>
                 <w:szCs w:val="21"/>
               </w:rPr>
-              <w:t xml:space="preserve">개인정보·민감정보 처리 ㅡ 전화번호·계좌번호 전체·주민등록번호·주소는 </w:t>
+              <w:t xml:space="preserve">개인정보·민감정보 처리 ㅡ 세 겹으로 막음. </w:t>
             </w:r>
             <w:r>
               <w:rPr>
@@ -2792,15 +3100,87 @@
                 <w:sz w:val="21"/>
                 <w:szCs w:val="21"/>
               </w:rPr>
-              <w:t xml:space="preserve">브라우저에서 전송 전에</w:t>
-            </w:r>
-            <w:r>
-              <w:rPr>
-                <w:rFonts w:ascii="맑은 고딕" w:cs="맑은 고딕" w:eastAsia="맑은 고딕" w:hAnsi="맑은 고딕"/>
-                <w:sz w:val="21"/>
-                <w:szCs w:val="21"/>
-              </w:rPr>
-              <w:t xml:space="preserve"> 가리고 추출 단계에서 한 번 더 마스킹. 다만 거래 상대방·입금자의 이름은 구매자–송금인 일치 확인에 쓰이므로 가리지 않음. 이미지 원본은 서버에 저장하지 않고 판독 직후 메모리에서 해제(무저장 원칙), 회원가입 없이 익명 세션(30분 무활동 시 자동 만료)으로만 운영하며 DB에는 개인 식별이 불가능한 익명 통계만 저장</w:t>
+              <w:t xml:space="preserve">①</w:t>
+            </w:r>
+            <w:r>
+              <w:rPr>
+                <w:rFonts w:ascii="맑은 고딕" w:cs="맑은 고딕" w:eastAsia="맑은 고딕" w:hAnsi="맑은 고딕"/>
+                <w:sz w:val="21"/>
+                <w:szCs w:val="21"/>
+              </w:rPr>
+              <w:t xml:space="preserve"> 브라우저에서 </w:t>
+            </w:r>
+            <w:r>
+              <w:rPr>
+                <w:rFonts w:ascii="맑은 고딕" w:cs="맑은 고딕" w:eastAsia="맑은 고딕" w:hAnsi="맑은 고딕"/>
+                <w:b/>
+                <w:bCs/>
+                <w:sz w:val="21"/>
+                <w:szCs w:val="21"/>
+              </w:rPr>
+              <w:t xml:space="preserve">전송 전에</w:t>
+            </w:r>
+            <w:r>
+              <w:rPr>
+                <w:rFonts w:ascii="맑은 고딕" w:cs="맑은 고딕" w:eastAsia="맑은 고딕" w:hAnsi="맑은 고딕"/>
+                <w:sz w:val="21"/>
+                <w:szCs w:val="21"/>
+              </w:rPr>
+              <w:t xml:space="preserve"> 사용자가 직접 가린 이미지만 서버로 나가고(텍스트 입력 경로는 브라우저가 정규식으로 자동 마스킹) </w:t>
+            </w:r>
+            <w:r>
+              <w:rPr>
+                <w:rFonts w:ascii="맑은 고딕" w:cs="맑은 고딕" w:eastAsia="맑은 고딕" w:hAnsi="맑은 고딕"/>
+                <w:b/>
+                <w:bCs/>
+                <w:sz w:val="21"/>
+                <w:szCs w:val="21"/>
+              </w:rPr>
+              <w:t xml:space="preserve">②</w:t>
+            </w:r>
+            <w:r>
+              <w:rPr>
+                <w:rFonts w:ascii="맑은 고딕" w:cs="맑은 고딕" w:eastAsia="맑은 고딕" w:hAnsi="맑은 고딕"/>
+                <w:sz w:val="21"/>
+                <w:szCs w:val="21"/>
+              </w:rPr>
+              <w:t xml:space="preserve"> LLM이 전화번호·계좌번호 전체·주민등록번호·주소를 애초에 추출하지 않으며 </w:t>
+            </w:r>
+            <w:r>
+              <w:rPr>
+                <w:rFonts w:ascii="맑은 고딕" w:cs="맑은 고딕" w:eastAsia="맑은 고딕" w:hAnsi="맑은 고딕"/>
+                <w:b/>
+                <w:bCs/>
+                <w:sz w:val="21"/>
+                <w:szCs w:val="21"/>
+              </w:rPr>
+              <w:t xml:space="preserve">③</w:t>
+            </w:r>
+            <w:r>
+              <w:rPr>
+                <w:rFonts w:ascii="맑은 고딕" w:cs="맑은 고딕" w:eastAsia="맑은 고딕" w:hAnsi="맑은 고딕"/>
+                <w:sz w:val="21"/>
+                <w:szCs w:val="21"/>
+              </w:rPr>
+              <w:t xml:space="preserve"> 후처리에서 남은 값을 전체 치환. 다만 거래 상대방·입금자의 표시명은 구매자–송금인 일치 확인에 쓰이므로 일부러 가리지 않음. 이미지 원본은 </w:t>
+            </w:r>
+            <w:r>
+              <w:rPr>
+                <w:rFonts w:ascii="맑은 고딕" w:cs="맑은 고딕" w:eastAsia="맑은 고딕" w:hAnsi="맑은 고딕"/>
+                <w:b/>
+                <w:bCs/>
+                <w:sz w:val="21"/>
+                <w:szCs w:val="21"/>
+              </w:rPr>
+              <w:t xml:space="preserve">서버에 저장된 적이 없고</w:t>
+            </w:r>
+            <w:r>
+              <w:rPr>
+                <w:rFonts w:ascii="맑은 고딕" w:cs="맑은 고딕" w:eastAsia="맑은 고딕" w:hAnsi="맑은 고딕"/>
+                <w:sz w:val="21"/>
+                <w:szCs w:val="21"/>
+              </w:rPr>
+              <w:t xml:space="preserve">, 회원가입 없이 익명 세션(30분 무활동 시 자동 만료)으로만 운영하며 DB에는 개인 식별이 불가능한 익명 통계만 저장</w:t>
             </w:r>
           </w:p>
         </w:tc>
@@ -2955,7 +3335,7 @@
                 <w:sz w:val="21"/>
                 <w:szCs w:val="21"/>
               </w:rPr>
-              <w:t xml:space="preserve">샘플 입력값 및 예상 결과 ㅡ 거래성격 “중고 물건 판매”로 올린 자료를 모두 확인해 </w:t>
+              <w:t xml:space="preserve">샘플 입력값 및 예상 결과 ㅡ 입금액 “450,000원” + 거래 성격 “중고 물건 판매”로 올린 자료를 모두 확인해 </w:t>
             </w:r>
             <w:r>
               <w:rPr>
@@ -2991,7 +3371,17 @@
                 <w:sz w:val="21"/>
                 <w:szCs w:val="21"/>
               </w:rPr>
-              <w:t xml:space="preserve">로 즉시 전환. 과거 지급정지 이력은 은행이 확인할 사항이라 서비스가 기각을 예측하지 않음</w:t>
+              <w:t xml:space="preserve">로 즉시 전환. </w:t>
+            </w:r>
+            <w:r>
+              <w:rPr>
+                <w:rFonts w:ascii="맑은 고딕" w:cs="맑은 고딕" w:eastAsia="맑은 고딕" w:hAnsi="맑은 고딕"/>
+                <w:b/>
+                <w:bCs/>
+                <w:sz w:val="21"/>
+                <w:szCs w:val="21"/>
+              </w:rPr>
+              <w:t xml:space="preserve">입금액은 준비도 산출에 쓰이지 않으므로 상태를 바꾸는 값은 과거 이력 하나임</w:t>
             </w:r>
           </w:p>
           <w:p>
@@ -3013,7 +3403,7 @@
                 <w:sz w:val="21"/>
                 <w:szCs w:val="21"/>
               </w:rPr>
-              <w:t xml:space="preserve">실행 환경 ㅡ Chrome / Safari / Edge 브라우저 가능. 반응형으로 제작되었고 이미지 없이 문진만으로도 전 단계 진행 가능</w:t>
+              <w:t xml:space="preserve">실행 환경 ㅡ 최신 Chrome에서 확인했고 별도의 브라우저 하한선은 두지 않았습니다. 360px 폭까지 대응하는 반응형이며, iOS 사파리의 PDF 렌더 제약은 별도 경로로 우회했습니다. 이미지 없이 문진만으로도 전 단계 진행 가능</w:t>
             </w:r>
           </w:p>
           <w:p>
@@ -3035,7 +3425,25 @@
                 <w:sz w:val="21"/>
                 <w:szCs w:val="21"/>
               </w:rPr>
-              <w:t xml:space="preserve">MVP 단계 제한사항 ㅡ 은행 시스템과 실 연동되지 않는 진단·준비 지원 도구이며, 은행별 구체적인 접수 절차는 일반 경로만 안내. 신청서 서명란은 공란으로 나가므로 사용자가 출력해 자필 서명하고 신분증 사본은 직접 첨부해야 함. AI가 이미지를 읽지 못할 경우 텍스트 입력 경로로 자동 전환되며, AI 서비스에 장애가 발생해도 전체 흐름을 계속 확인할 수 있도록 사전 저장된 시연 데이터가 내장되어 있음</w:t>
+              <w:t xml:space="preserve">MVP 단계 제한사항 ㅡ 은행 시스템과 실 연동되지 않는 진단·준비 지원 도구이며, 은행별 구체적인 접수 절차는 일반 경로만 안내. 신청서 서명란은 공란으로 나가므로 사용자가 출력해 자필 서명하고 신분증 사본은 직접 첨부해야 함. AI가 이미지를 읽지 못할 경우 텍스트 입력 경로로 전환되며, </w:t>
+            </w:r>
+            <w:r>
+              <w:rPr>
+                <w:rFonts w:ascii="맑은 고딕" w:cs="맑은 고딕" w:eastAsia="맑은 고딕" w:hAnsi="맑은 고딕"/>
+                <w:b/>
+                <w:bCs/>
+                <w:sz w:val="21"/>
+                <w:szCs w:val="21"/>
+              </w:rPr>
+              <w:t xml:space="preserve">LLM 쿼터가 소진되면</w:t>
+            </w:r>
+            <w:r>
+              <w:rPr>
+                <w:rFonts w:ascii="맑은 고딕" w:cs="맑은 고딕" w:eastAsia="맑은 고딕" w:hAnsi="맑은 고딕"/>
+                <w:sz w:val="21"/>
+                <w:szCs w:val="21"/>
+              </w:rPr>
+              <w:t xml:space="preserve"> 전체 흐름을 계속 확인할 수 있도록 사전 저장된 시연 데이터로 대체됨 ㅡ 판독 실패·타임아웃은 없는 사실을 지어내지 않기 위해 대체하지 않고 그대로 안내</w:t>
             </w:r>
           </w:p>
         </w:tc>

--- a/docs/submit/첨부2_2026_금융_AI_Challenge_기능명세서_해빙.docx
+++ b/docs/submit/첨부2_2026_금융_AI_Challenge_기능명세서_해빙.docx
@@ -3291,7 +3291,75 @@
                 <w:sz w:val="21"/>
                 <w:szCs w:val="21"/>
               </w:rPr>
-              <w:t xml:space="preserve">검증 절차 ㅡ 배포 URL 접속 → 문진 6문항 응답 → 샘플 이미지 업로드 → 추출된 사건 카드 확인 → 준비도 화면 확인 → 준비도 화면의 ‘과거 지급정지 이력 있음’ 스위치를 켜 결과가 실시간으로 바뀌는지 확인 → 소명서·체크리스트 생성 확인 → 제출 패키지 PDF 다운로드</w:t>
+              <w:t xml:space="preserve">검증 절차 ㅡ 배포 URL 접속 → 문진 6문항 응답 → </w:t>
+            </w:r>
+            <w:r>
+              <w:rPr>
+                <w:rFonts w:ascii="맑은 고딕" w:cs="맑은 고딕" w:eastAsia="맑은 고딕" w:hAnsi="맑은 고딕"/>
+                <w:b/>
+                <w:bCs/>
+                <w:sz w:val="21"/>
+                <w:szCs w:val="21"/>
+              </w:rPr>
+              <w:t xml:space="preserve">예시 자료 업로드</w:t>
+            </w:r>
+            <w:r>
+              <w:rPr>
+                <w:rFonts w:ascii="맑은 고딕" w:cs="맑은 고딕" w:eastAsia="맑은 고딕" w:hAnsi="맑은 고딕"/>
+                <w:sz w:val="21"/>
+                <w:szCs w:val="21"/>
+              </w:rPr>
+              <w:t xml:space="preserve">(아래 참조) → 추출된 사건 카드 확인 → 준비도 화면 확인 → 준비도 화면의 ‘과거 지급정지 이력 있음’ 스위치를 켜 결과가 실시간으로 바뀌는지 확인 → 소명서·체크리스트 생성 확인 → 제출 패키지 PDF 다운로드</w:t>
+            </w:r>
+          </w:p>
+          <w:p>
+            <w:pPr>
+              <w:spacing w:after="140" w:line="340" w:lineRule="atLeast"/>
+              <w:ind w:left="260" w:hanging="260"/>
+            </w:pPr>
+            <w:r>
+              <w:rPr>
+                <w:rFonts w:ascii="맑은 고딕" w:cs="맑은 고딕" w:eastAsia="맑은 고딕" w:hAnsi="맑은 고딕"/>
+                <w:sz w:val="21"/>
+                <w:szCs w:val="21"/>
+              </w:rPr>
+              <w:t xml:space="preserve">- </w:t>
+            </w:r>
+            <w:r>
+              <w:rPr>
+                <w:rFonts w:ascii="맑은 고딕" w:cs="맑은 고딕" w:eastAsia="맑은 고딕" w:hAnsi="맑은 고딕"/>
+                <w:b/>
+                <w:bCs/>
+                <w:sz w:val="21"/>
+                <w:szCs w:val="21"/>
+              </w:rPr>
+              <w:t xml:space="preserve">예시 자료 ㅡ 업로드 화면 하단의 [예시 자료 내려받기]에서 받으실 수 있습니다</w:t>
+            </w:r>
+            <w:r>
+              <w:rPr>
+                <w:rFonts w:ascii="맑은 고딕" w:cs="맑은 고딕" w:eastAsia="맑은 고딕" w:hAnsi="맑은 고딕"/>
+                <w:sz w:val="21"/>
+                <w:szCs w:val="21"/>
+              </w:rPr>
+              <w:t xml:space="preserve">(약 1.2MB ZIP). 실제 인물·계좌가 아닌 합성 이미지 22장이며, 사건별로 폴더가 나뉘어 있고 동봉된 안내문에 폴더별 문진 입력값과 기대 결과가 적혀 있습니다. </w:t>
+            </w:r>
+            <w:r>
+              <w:rPr>
+                <w:rFonts w:ascii="맑은 고딕" w:cs="맑은 고딕" w:eastAsia="맑은 고딕" w:hAnsi="맑은 고딕"/>
+                <w:b/>
+                <w:bCs/>
+                <w:sz w:val="21"/>
+                <w:szCs w:val="21"/>
+              </w:rPr>
+              <w:t xml:space="preserve">처음이시면 “P-01_중고거래_해피패스” 폴더의 4장</w:t>
+            </w:r>
+            <w:r>
+              <w:rPr>
+                <w:rFonts w:ascii="맑은 고딕" w:cs="맑은 고딕" w:eastAsia="맑은 고딕" w:hAnsi="맑은 고딕"/>
+                <w:sz w:val="21"/>
+                <w:szCs w:val="21"/>
+              </w:rPr>
+              <w:t xml:space="preserve">을 쓰시면 전 구간을 한 번에 보실 수 있습니다. 한 세션에 이미지 10장까지 올릴 수 있으며, 사건이 섞이지 않도록 폴더 하나씩 진행하시는 것을 권합니다</w:t>
             </w:r>
           </w:p>
           <w:p>
